--- a/content/w121.docx
+++ b/content/w121.docx
@@ -7,7 +7,7 @@
         <w:pStyle w:val="Title"/>
       </w:pPr>
       <w:r>
-        <w:t xml:space="preserve">Placeholder - Check Back Later</w:t>
+        <w:t xml:space="preserve">12.1 - CC: AI and Humanity/AI as Big History</w:t>
       </w:r>
     </w:p>
     <w:p>

--- a/content/w121.docx
+++ b/content/w121.docx
@@ -7,7 +7,7 @@
         <w:pStyle w:val="Title"/>
       </w:pPr>
       <w:r>
-        <w:t xml:space="preserve">12.1 - CC: AI and Humanity/AI as Big History</w:t>
+        <w:t xml:space="preserve">12.1 - CC: AI &amp; Big History</w:t>
       </w:r>
     </w:p>
     <w:p>
@@ -192,7 +192,7 @@
         </w:numPr>
       </w:pPr>
       <w:r>
-        <w:t xml:space="preserve">test</w:t>
+        <w:t xml:space="preserve">Ordinal Society</w:t>
       </w:r>
     </w:p>
     <w:bookmarkEnd w:id="26"/>

--- a/content/w121.docx
+++ b/content/w121.docx
@@ -34,13 +34,63 @@
         <w:t xml:space="preserve">S2026</w:t>
       </w:r>
     </w:p>
-    <w:bookmarkStart w:id="20" w:name="debate"/>
+    <w:bookmarkStart w:id="20" w:name="think"/>
     <w:p>
       <w:pPr>
         <w:pStyle w:val="Heading4"/>
       </w:pPr>
       <w:r>
-        <w:t xml:space="preserve">⚖️ Debate!</w:t>
+        <w:t xml:space="preserve">🧠 Think:</w:t>
+      </w:r>
+    </w:p>
+    <w:bookmarkEnd w:id="20"/>
+    <w:bookmarkStart w:id="21" w:name="read"/>
+    <w:p>
+      <w:pPr>
+        <w:pStyle w:val="Heading4"/>
+      </w:pPr>
+      <w:r>
+        <w:t xml:space="preserve">📖 Read:</w:t>
+      </w:r>
+    </w:p>
+    <w:bookmarkEnd w:id="21"/>
+    <w:bookmarkStart w:id="22" w:name="listen"/>
+    <w:p>
+      <w:pPr>
+        <w:pStyle w:val="Heading4"/>
+      </w:pPr>
+      <w:r>
+        <w:t xml:space="preserve">🎧 Listen:</w:t>
+      </w:r>
+    </w:p>
+    <w:bookmarkEnd w:id="22"/>
+    <w:bookmarkStart w:id="23" w:name="watch"/>
+    <w:p>
+      <w:pPr>
+        <w:pStyle w:val="Heading4"/>
+      </w:pPr>
+      <w:r>
+        <w:t xml:space="preserve">📺 Watch:</w:t>
+      </w:r>
+    </w:p>
+    <w:bookmarkEnd w:id="23"/>
+    <w:bookmarkStart w:id="24" w:name="browse"/>
+    <w:p>
+      <w:pPr>
+        <w:pStyle w:val="Heading4"/>
+      </w:pPr>
+      <w:r>
+        <w:t xml:space="preserve">🌐 Browse:</w:t>
+      </w:r>
+    </w:p>
+    <w:bookmarkEnd w:id="24"/>
+    <w:bookmarkStart w:id="25" w:name="additional-resources"/>
+    <w:p>
+      <w:pPr>
+        <w:pStyle w:val="Heading4"/>
+      </w:pPr>
+      <w:r>
+        <w:t xml:space="preserve">📚 Additional Resources:</w:t>
       </w:r>
     </w:p>
     <w:p>
@@ -52,151 +102,11 @@
         </w:numPr>
       </w:pPr>
       <w:r>
-        <w:rPr>
-          <w:i/>
-          <w:iCs/>
-        </w:rPr>
-        <w:t xml:space="preserve">test</w:t>
-      </w:r>
-    </w:p>
-    <w:bookmarkEnd w:id="20"/>
-    <w:bookmarkStart w:id="21" w:name="think"/>
-    <w:p>
-      <w:pPr>
-        <w:pStyle w:val="Heading4"/>
-      </w:pPr>
-      <w:r>
-        <w:t xml:space="preserve">🧠 Think:</w:t>
-      </w:r>
-    </w:p>
-    <w:p>
-      <w:pPr>
-        <w:pStyle w:val="Compact"/>
-        <w:numPr>
-          <w:ilvl w:val="0"/>
-          <w:numId w:val="1002"/>
-        </w:numPr>
-      </w:pPr>
-      <w:r>
-        <w:rPr>
-          <w:i/>
-          <w:iCs/>
-        </w:rPr>
-        <w:t xml:space="preserve">test</w:t>
-      </w:r>
-    </w:p>
-    <w:bookmarkEnd w:id="21"/>
-    <w:bookmarkStart w:id="22" w:name="read"/>
-    <w:p>
-      <w:pPr>
-        <w:pStyle w:val="Heading4"/>
-      </w:pPr>
-      <w:r>
-        <w:t xml:space="preserve">📖 Read:</w:t>
-      </w:r>
-    </w:p>
-    <w:p>
-      <w:pPr>
-        <w:pStyle w:val="Compact"/>
-        <w:numPr>
-          <w:ilvl w:val="0"/>
-          <w:numId w:val="1003"/>
-        </w:numPr>
-      </w:pPr>
-      <w:r>
-        <w:t xml:space="preserve">test</w:t>
-      </w:r>
-    </w:p>
-    <w:bookmarkEnd w:id="22"/>
-    <w:bookmarkStart w:id="23" w:name="listen"/>
-    <w:p>
-      <w:pPr>
-        <w:pStyle w:val="Heading4"/>
-      </w:pPr>
-      <w:r>
-        <w:t xml:space="preserve">🎧 Listen:</w:t>
-      </w:r>
-    </w:p>
-    <w:p>
-      <w:pPr>
-        <w:pStyle w:val="Compact"/>
-        <w:numPr>
-          <w:ilvl w:val="0"/>
-          <w:numId w:val="1004"/>
-        </w:numPr>
-      </w:pPr>
-      <w:r>
-        <w:t xml:space="preserve">test</w:t>
-      </w:r>
-    </w:p>
-    <w:bookmarkEnd w:id="23"/>
-    <w:bookmarkStart w:id="24" w:name="watch"/>
-    <w:p>
-      <w:pPr>
-        <w:pStyle w:val="Heading4"/>
-      </w:pPr>
-      <w:r>
-        <w:t xml:space="preserve">📺 Watch:</w:t>
-      </w:r>
-    </w:p>
-    <w:p>
-      <w:pPr>
-        <w:pStyle w:val="Compact"/>
-        <w:numPr>
-          <w:ilvl w:val="0"/>
-          <w:numId w:val="1005"/>
-        </w:numPr>
-      </w:pPr>
-      <w:r>
-        <w:t xml:space="preserve">test</w:t>
-      </w:r>
-    </w:p>
-    <w:bookmarkEnd w:id="24"/>
-    <w:bookmarkStart w:id="25" w:name="browse"/>
-    <w:p>
-      <w:pPr>
-        <w:pStyle w:val="Heading4"/>
-      </w:pPr>
-      <w:r>
-        <w:t xml:space="preserve">🌐 Browse:</w:t>
-      </w:r>
-    </w:p>
-    <w:p>
-      <w:pPr>
-        <w:pStyle w:val="Compact"/>
-        <w:numPr>
-          <w:ilvl w:val="0"/>
-          <w:numId w:val="1006"/>
-        </w:numPr>
-      </w:pPr>
-      <w:r>
-        <w:t xml:space="preserve">test</w:t>
+        <w:t xml:space="preserve">Ordinal Society</w:t>
       </w:r>
     </w:p>
     <w:bookmarkEnd w:id="25"/>
-    <w:bookmarkStart w:id="26" w:name="additional-resources"/>
-    <w:p>
-      <w:pPr>
-        <w:pStyle w:val="Heading4"/>
-      </w:pPr>
-      <w:r>
-        <w:t xml:space="preserve">📚 Additional Resources:</w:t>
-      </w:r>
-    </w:p>
-    <w:p>
-      <w:pPr>
-        <w:pStyle w:val="Compact"/>
-        <w:numPr>
-          <w:ilvl w:val="0"/>
-          <w:numId w:val="1007"/>
-        </w:numPr>
-      </w:pPr>
-      <w:r>
-        <w:t xml:space="preserve">Ordinal Society</w:t>
-      </w:r>
-    </w:p>
-    <w:bookmarkEnd w:id="26"/>
-    <w:bookmarkStart w:id="30" w:name="submit"/>
+    <w:bookmarkStart w:id="29" w:name="submit"/>
     <w:p>
       <w:pPr>
         <w:pStyle w:val="Heading4"/>
@@ -210,7 +120,7 @@
         <w:pStyle w:val="Compact"/>
         <w:numPr>
           <w:ilvl w:val="0"/>
-          <w:numId w:val="1008"/>
+          <w:numId w:val="1002"/>
         </w:numPr>
       </w:pPr>
       <w:r>
@@ -258,18 +168,18 @@
                 <wp:inline>
                   <wp:extent cx="152400" cy="152400"/>
                   <wp:effectExtent b="0" l="0" r="0" t="0"/>
-                  <wp:docPr descr="" title="" id="28" name="Picture"/>
+                  <wp:docPr descr="" title="" id="27" name="Picture"/>
                   <a:graphic>
                     <a:graphicData uri="http://schemas.openxmlformats.org/drawingml/2006/picture">
                       <pic:pic>
                         <pic:nvPicPr>
-                          <pic:cNvPr descr="/opt/quarto/share/formats/docx/tip.png" id="29" name="Picture"/>
+                          <pic:cNvPr descr="/opt/quarto/share/formats/docx/tip.png" id="28" name="Picture"/>
                           <pic:cNvPicPr>
                             <a:picLocks noChangeArrowheads="1" noChangeAspect="1"/>
                           </pic:cNvPicPr>
                         </pic:nvPicPr>
                         <pic:blipFill>
-                          <a:blip r:embed="rId27"/>
+                          <a:blip r:embed="rId26"/>
                           <a:stretch>
                             <a:fillRect/>
                           </a:stretch>
@@ -323,7 +233,7 @@
               <w:pStyle w:val="Compact"/>
               <w:numPr>
                 <w:ilvl w:val="0"/>
-                <w:numId w:val="1009"/>
+                <w:numId w:val="1003"/>
               </w:numPr>
             </w:pPr>
             <w:r>
@@ -359,7 +269,7 @@
               <w:pStyle w:val="Compact"/>
               <w:numPr>
                 <w:ilvl w:val="0"/>
-                <w:numId w:val="1009"/>
+                <w:numId w:val="1003"/>
               </w:numPr>
             </w:pPr>
             <w:r>
@@ -377,7 +287,7 @@
               <w:pStyle w:val="Compact"/>
               <w:numPr>
                 <w:ilvl w:val="0"/>
-                <w:numId w:val="1009"/>
+                <w:numId w:val="1003"/>
               </w:numPr>
             </w:pPr>
             <w:r>
@@ -394,7 +304,7 @@
         </w:tc>
       </w:tr>
     </w:tbl>
-    <w:bookmarkEnd w:id="30"/>
+    <w:bookmarkEnd w:id="29"/>
     <w:sectPr>
       <w:footnotePr>
         <w:numRestart w:val="eachSect"/>
@@ -618,24 +528,6 @@
     <w:abstractNumId w:val="991"/>
   </w:num>
   <w:num w:numId="1003">
-    <w:abstractNumId w:val="991"/>
-  </w:num>
-  <w:num w:numId="1004">
-    <w:abstractNumId w:val="991"/>
-  </w:num>
-  <w:num w:numId="1005">
-    <w:abstractNumId w:val="991"/>
-  </w:num>
-  <w:num w:numId="1006">
-    <w:abstractNumId w:val="991"/>
-  </w:num>
-  <w:num w:numId="1007">
-    <w:abstractNumId w:val="991"/>
-  </w:num>
-  <w:num w:numId="1008">
-    <w:abstractNumId w:val="991"/>
-  </w:num>
-  <w:num w:numId="1009">
     <w:abstractNumId w:val="991"/>
   </w:num>
 </w:numbering>

--- a/content/w121.docx
+++ b/content/w121.docx
@@ -34,6 +34,18 @@
         <w:t xml:space="preserve">S2026</w:t>
       </w:r>
     </w:p>
+    <w:p>
+      <w:pPr>
+        <w:pStyle w:val="FirstParagraph"/>
+      </w:pPr>
+      <w:r>
+        <w:rPr>
+          <w:i/>
+          <w:iCs/>
+        </w:rPr>
+        <w:t xml:space="preserve">In Progress</w:t>
+      </w:r>
+    </w:p>
     <w:bookmarkStart w:id="20" w:name="think"/>
     <w:p>
       <w:pPr>
@@ -51,46 +63,6 @@
       </w:pPr>
       <w:r>
         <w:t xml:space="preserve">📖 Read:</w:t>
-      </w:r>
-    </w:p>
-    <w:bookmarkEnd w:id="21"/>
-    <w:bookmarkStart w:id="22" w:name="listen"/>
-    <w:p>
-      <w:pPr>
-        <w:pStyle w:val="Heading4"/>
-      </w:pPr>
-      <w:r>
-        <w:t xml:space="preserve">🎧 Listen:</w:t>
-      </w:r>
-    </w:p>
-    <w:bookmarkEnd w:id="22"/>
-    <w:bookmarkStart w:id="23" w:name="watch"/>
-    <w:p>
-      <w:pPr>
-        <w:pStyle w:val="Heading4"/>
-      </w:pPr>
-      <w:r>
-        <w:t xml:space="preserve">📺 Watch:</w:t>
-      </w:r>
-    </w:p>
-    <w:bookmarkEnd w:id="23"/>
-    <w:bookmarkStart w:id="24" w:name="browse"/>
-    <w:p>
-      <w:pPr>
-        <w:pStyle w:val="Heading4"/>
-      </w:pPr>
-      <w:r>
-        <w:t xml:space="preserve">🌐 Browse:</w:t>
-      </w:r>
-    </w:p>
-    <w:bookmarkEnd w:id="24"/>
-    <w:bookmarkStart w:id="25" w:name="additional-resources"/>
-    <w:p>
-      <w:pPr>
-        <w:pStyle w:val="Heading4"/>
-      </w:pPr>
-      <w:r>
-        <w:t xml:space="preserve">📚 Additional Resources:</w:t>
       </w:r>
     </w:p>
     <w:p>
@@ -102,17 +74,37 @@
         </w:numPr>
       </w:pPr>
       <w:r>
-        <w:t xml:space="preserve">Ordinal Society</w:t>
-      </w:r>
-    </w:p>
-    <w:bookmarkEnd w:id="25"/>
-    <w:bookmarkStart w:id="29" w:name="submit"/>
+        <w:t xml:space="preserve">“The Harms of AI”</w:t>
+      </w:r>
+    </w:p>
+    <w:bookmarkEnd w:id="21"/>
+    <w:bookmarkStart w:id="22" w:name="listen"/>
     <w:p>
       <w:pPr>
         <w:pStyle w:val="Heading4"/>
       </w:pPr>
       <w:r>
-        <w:t xml:space="preserve">📝 Submit:</w:t>
+        <w:t xml:space="preserve">🎧 Listen:</w:t>
+      </w:r>
+    </w:p>
+    <w:bookmarkEnd w:id="22"/>
+    <w:bookmarkStart w:id="23" w:name="watch"/>
+    <w:p>
+      <w:pPr>
+        <w:pStyle w:val="Heading4"/>
+      </w:pPr>
+      <w:r>
+        <w:t xml:space="preserve">📺 Watch:</w:t>
+      </w:r>
+    </w:p>
+    <w:bookmarkEnd w:id="23"/>
+    <w:bookmarkStart w:id="26" w:name="browse"/>
+    <w:p>
+      <w:pPr>
+        <w:pStyle w:val="Heading4"/>
+      </w:pPr>
+      <w:r>
+        <w:t xml:space="preserve">🌐 Browse:</w:t>
       </w:r>
     </w:p>
     <w:p>
@@ -121,6 +113,123 @@
         <w:numPr>
           <w:ilvl w:val="0"/>
           <w:numId w:val="1002"/>
+        </w:numPr>
+      </w:pPr>
+      <w:r>
+        <w:t xml:space="preserve">“</w:t>
+      </w:r>
+      <w:hyperlink r:id="rId24">
+        <w:r>
+          <w:rPr>
+            <w:rStyle w:val="Hyperlink"/>
+          </w:rPr>
+          <w:t xml:space="preserve">Pause Giant AI Experiments: An Open Letter</w:t>
+        </w:r>
+      </w:hyperlink>
+      <w:r>
+        <w:t xml:space="preserve">”</w:t>
+      </w:r>
+      <w:r>
+        <w:t xml:space="preserve"> </w:t>
+      </w:r>
+      <w:r>
+        <w:t xml:space="preserve">and</w:t>
+      </w:r>
+      <w:r>
+        <w:t xml:space="preserve"> </w:t>
+      </w:r>
+      <w:r>
+        <w:t xml:space="preserve">“</w:t>
+      </w:r>
+      <w:hyperlink r:id="rId25">
+        <w:r>
+          <w:rPr>
+            <w:rStyle w:val="Hyperlink"/>
+          </w:rPr>
+          <w:t xml:space="preserve">Policymaking in the Pause</w:t>
+        </w:r>
+      </w:hyperlink>
+      <w:r>
+        <w:t xml:space="preserve">”</w:t>
+      </w:r>
+    </w:p>
+    <w:p>
+      <w:pPr>
+        <w:pStyle w:val="Compact"/>
+        <w:numPr>
+          <w:ilvl w:val="0"/>
+          <w:numId w:val="1002"/>
+        </w:numPr>
+      </w:pPr>
+      <w:r>
+        <w:t xml:space="preserve">Grace et al, 2024.</w:t>
+      </w:r>
+      <w:r>
+        <w:t xml:space="preserve"> </w:t>
+      </w:r>
+      <w:r>
+        <w:t xml:space="preserve">“Thousands of AI Authors on the Future of AI”</w:t>
+      </w:r>
+      <w:r>
+        <w:t xml:space="preserve"> </w:t>
+      </w:r>
+      <w:r>
+        <w:t xml:space="preserve">Preprint.</w:t>
+      </w:r>
+      <w:r>
+        <w:t xml:space="preserve"> </w:t>
+      </w:r>
+    </w:p>
+    <w:bookmarkEnd w:id="26"/>
+    <w:bookmarkStart w:id="27" w:name="additional-resources"/>
+    <w:p>
+      <w:pPr>
+        <w:pStyle w:val="Heading4"/>
+      </w:pPr>
+      <w:r>
+        <w:t xml:space="preserve">📚 Additional Resources:</w:t>
+      </w:r>
+    </w:p>
+    <w:p>
+      <w:pPr>
+        <w:pStyle w:val="Compact"/>
+        <w:numPr>
+          <w:ilvl w:val="0"/>
+          <w:numId w:val="1003"/>
+        </w:numPr>
+      </w:pPr>
+      <w:r>
+        <w:t xml:space="preserve">Ordinal Society</w:t>
+      </w:r>
+    </w:p>
+    <w:p>
+      <w:pPr>
+        <w:pStyle w:val="Compact"/>
+        <w:numPr>
+          <w:ilvl w:val="0"/>
+          <w:numId w:val="1003"/>
+        </w:numPr>
+      </w:pPr>
+      <w:r>
+        <w:t xml:space="preserve">End of History</w:t>
+      </w:r>
+    </w:p>
+    <w:bookmarkEnd w:id="27"/>
+    <w:bookmarkStart w:id="31" w:name="submit"/>
+    <w:p>
+      <w:pPr>
+        <w:pStyle w:val="Heading4"/>
+      </w:pPr>
+      <w:r>
+        <w:t xml:space="preserve">📝 Submit:</w:t>
+      </w:r>
+    </w:p>
+    <w:p>
+      <w:pPr>
+        <w:pStyle w:val="Compact"/>
+        <w:numPr>
+          <w:ilvl w:val="0"/>
+          <w:numId w:val="1004"/>
         </w:numPr>
       </w:pPr>
       <w:r>
@@ -168,18 +277,18 @@
                 <wp:inline>
                   <wp:extent cx="152400" cy="152400"/>
                   <wp:effectExtent b="0" l="0" r="0" t="0"/>
-                  <wp:docPr descr="" title="" id="27" name="Picture"/>
+                  <wp:docPr descr="" title="" id="29" name="Picture"/>
                   <a:graphic>
                     <a:graphicData uri="http://schemas.openxmlformats.org/drawingml/2006/picture">
                       <pic:pic>
                         <pic:nvPicPr>
-                          <pic:cNvPr descr="/opt/quarto/share/formats/docx/tip.png" id="28" name="Picture"/>
+                          <pic:cNvPr descr="/opt/quarto/share/formats/docx/tip.png" id="30" name="Picture"/>
                           <pic:cNvPicPr>
                             <a:picLocks noChangeArrowheads="1" noChangeAspect="1"/>
                           </pic:cNvPicPr>
                         </pic:nvPicPr>
                         <pic:blipFill>
-                          <a:blip r:embed="rId26"/>
+                          <a:blip r:embed="rId28"/>
                           <a:stretch>
                             <a:fillRect/>
                           </a:stretch>
@@ -233,7 +342,7 @@
               <w:pStyle w:val="Compact"/>
               <w:numPr>
                 <w:ilvl w:val="0"/>
-                <w:numId w:val="1003"/>
+                <w:numId w:val="1005"/>
               </w:numPr>
             </w:pPr>
             <w:r>
@@ -269,7 +378,7 @@
               <w:pStyle w:val="Compact"/>
               <w:numPr>
                 <w:ilvl w:val="0"/>
-                <w:numId w:val="1003"/>
+                <w:numId w:val="1005"/>
               </w:numPr>
             </w:pPr>
             <w:r>
@@ -287,7 +396,7 @@
               <w:pStyle w:val="Compact"/>
               <w:numPr>
                 <w:ilvl w:val="0"/>
-                <w:numId w:val="1003"/>
+                <w:numId w:val="1005"/>
               </w:numPr>
             </w:pPr>
             <w:r>
@@ -304,7 +413,7 @@
         </w:tc>
       </w:tr>
     </w:tbl>
-    <w:bookmarkEnd w:id="29"/>
+    <w:bookmarkEnd w:id="31"/>
     <w:sectPr>
       <w:footnotePr>
         <w:numRestart w:val="eachSect"/>
@@ -528,6 +637,12 @@
     <w:abstractNumId w:val="991"/>
   </w:num>
   <w:num w:numId="1003">
+    <w:abstractNumId w:val="991"/>
+  </w:num>
+  <w:num w:numId="1004">
+    <w:abstractNumId w:val="991"/>
+  </w:num>
+  <w:num w:numId="1005">
     <w:abstractNumId w:val="991"/>
   </w:num>
 </w:numbering>

--- a/content/w121.docx
+++ b/content/w121.docx
@@ -46,7 +46,7 @@
         <w:t xml:space="preserve">In Progress</w:t>
       </w:r>
     </w:p>
-    <w:bookmarkStart w:id="20" w:name="think"/>
+    <w:bookmarkStart w:id="9" w:name="think"/>
     <w:p>
       <w:pPr>
         <w:pStyle w:val="Heading4"/>
@@ -55,8 +55,8 @@
         <w:t xml:space="preserve">🧠 Think:</w:t>
       </w:r>
     </w:p>
-    <w:bookmarkEnd w:id="20"/>
-    <w:bookmarkStart w:id="21" w:name="read"/>
+    <w:bookmarkEnd w:id="9"/>
+    <w:bookmarkStart w:id="10" w:name="read"/>
     <w:p>
       <w:pPr>
         <w:pStyle w:val="Heading4"/>
@@ -77,8 +77,8 @@
         <w:t xml:space="preserve">“The Harms of AI”</w:t>
       </w:r>
     </w:p>
-    <w:bookmarkEnd w:id="21"/>
-    <w:bookmarkStart w:id="22" w:name="listen"/>
+    <w:bookmarkEnd w:id="10"/>
+    <w:bookmarkStart w:id="11" w:name="listen"/>
     <w:p>
       <w:pPr>
         <w:pStyle w:val="Heading4"/>
@@ -87,8 +87,8 @@
         <w:t xml:space="preserve">🎧 Listen:</w:t>
       </w:r>
     </w:p>
-    <w:bookmarkEnd w:id="22"/>
-    <w:bookmarkStart w:id="23" w:name="watch"/>
+    <w:bookmarkEnd w:id="11"/>
+    <w:bookmarkStart w:id="12" w:name="watch"/>
     <w:p>
       <w:pPr>
         <w:pStyle w:val="Heading4"/>
@@ -97,8 +97,8 @@
         <w:t xml:space="preserve">📺 Watch:</w:t>
       </w:r>
     </w:p>
-    <w:bookmarkEnd w:id="23"/>
-    <w:bookmarkStart w:id="26" w:name="browse"/>
+    <w:bookmarkEnd w:id="12"/>
+    <w:bookmarkStart w:id="15" w:name="browse"/>
     <w:p>
       <w:pPr>
         <w:pStyle w:val="Heading4"/>
@@ -118,7 +118,7 @@
       <w:r>
         <w:t xml:space="preserve">“</w:t>
       </w:r>
-      <w:hyperlink r:id="rId24">
+      <w:hyperlink r:id="rId13">
         <w:r>
           <w:rPr>
             <w:rStyle w:val="Hyperlink"/>
@@ -141,7 +141,7 @@
       <w:r>
         <w:t xml:space="preserve">“</w:t>
       </w:r>
-      <w:hyperlink r:id="rId25">
+      <w:hyperlink r:id="rId14">
         <w:r>
           <w:rPr>
             <w:rStyle w:val="Hyperlink"/>
@@ -180,8 +180,8 @@
         <w:t xml:space="preserve"> </w:t>
       </w:r>
     </w:p>
-    <w:bookmarkEnd w:id="26"/>
-    <w:bookmarkStart w:id="27" w:name="additional-resources"/>
+    <w:bookmarkEnd w:id="15"/>
+    <w:bookmarkStart w:id="16" w:name="additional-resources"/>
     <w:p>
       <w:pPr>
         <w:pStyle w:val="Heading4"/>
@@ -214,8 +214,8 @@
         <w:t xml:space="preserve">End of History</w:t>
       </w:r>
     </w:p>
-    <w:bookmarkEnd w:id="27"/>
-    <w:bookmarkStart w:id="31" w:name="submit"/>
+    <w:bookmarkEnd w:id="16"/>
+    <w:bookmarkStart w:id="20" w:name="submit"/>
     <w:p>
       <w:pPr>
         <w:pStyle w:val="Heading4"/>
@@ -277,18 +277,18 @@
                 <wp:inline>
                   <wp:extent cx="152400" cy="152400"/>
                   <wp:effectExtent b="0" l="0" r="0" t="0"/>
-                  <wp:docPr descr="" title="" id="29" name="Picture"/>
+                  <wp:docPr descr="" title="" id="18" name="Picture"/>
                   <a:graphic>
                     <a:graphicData uri="http://schemas.openxmlformats.org/drawingml/2006/picture">
                       <pic:pic>
                         <pic:nvPicPr>
-                          <pic:cNvPr descr="/opt/quarto/share/formats/docx/tip.png" id="30" name="Picture"/>
+                          <pic:cNvPr descr="/opt/quarto/share/formats/docx/tip.png" id="19" name="Picture"/>
                           <pic:cNvPicPr>
                             <a:picLocks noChangeArrowheads="1" noChangeAspect="1"/>
                           </pic:cNvPicPr>
                         </pic:nvPicPr>
                         <pic:blipFill>
-                          <a:blip r:embed="rId28"/>
+                          <a:blip r:embed="rId17"/>
                           <a:stretch>
                             <a:fillRect/>
                           </a:stretch>
@@ -413,7 +413,7 @@
         </w:tc>
       </w:tr>
     </w:tbl>
-    <w:bookmarkEnd w:id="31"/>
+    <w:bookmarkEnd w:id="20"/>
     <w:sectPr>
       <w:footnotePr>
         <w:numRestart w:val="eachSect"/>
@@ -653,10 +653,10 @@
   <w:docDefaults>
     <w:rPrDefault>
       <w:rPr>
-        <w:rFonts w:asciiTheme="minorHAnsi" w:cstheme="minorBidi" w:eastAsiaTheme="minorHAnsi" w:hAnsiTheme="minorHAnsi"/>
+        <w:rFonts w:asciiTheme="minorHAnsi" w:cstheme="minorBidi" w:eastAsiaTheme="minorEastAsia" w:hAnsiTheme="minorHAnsi"/>
         <w:sz w:val="24"/>
         <w:szCs w:val="24"/>
-        <w:lang w:bidi="ar-SA" w:eastAsia="en-US" w:val="en-US"/>
+        <w:lang w:bidi="ar-SA" w:eastAsia="zh-CN" w:val="en-US"/>
       </w:rPr>
     </w:rPrDefault>
     <w:pPrDefault>
@@ -1197,13 +1197,6 @@
       </w:tblCellMar>
     </w:tblPr>
     <w:tblStylePr w:type="firstRow">
-      <w:tblPr>
-        <w:jc w:val="left"/>
-        <w:tblInd w:type="dxa" w:w="0"/>
-      </w:tblPr>
-      <w:trPr>
-        <w:jc w:val="left"/>
-      </w:trPr>
       <w:tcPr>
         <w:tcBorders>
           <w:bottom w:val="single"/>

--- a/content/w121.docx
+++ b/content/w121.docx
@@ -7,7 +7,7 @@
         <w:pStyle w:val="Title"/>
       </w:pPr>
       <w:r>
-        <w:t xml:space="preserve">12.1 - CC: AI &amp; Big History</w:t>
+        <w:t xml:space="preserve">12.1 - CC: AI &amp; Humanity</w:t>
       </w:r>
     </w:p>
     <w:p>
@@ -34,18 +34,6 @@
         <w:t xml:space="preserve">S2026</w:t>
       </w:r>
     </w:p>
-    <w:p>
-      <w:pPr>
-        <w:pStyle w:val="FirstParagraph"/>
-      </w:pPr>
-      <w:r>
-        <w:rPr>
-          <w:i/>
-          <w:iCs/>
-        </w:rPr>
-        <w:t xml:space="preserve">In Progress</w:t>
-      </w:r>
-    </w:p>
     <w:bookmarkStart w:id="9" w:name="think"/>
     <w:p>
       <w:pPr>
@@ -53,16 +41,6 @@
       </w:pPr>
       <w:r>
         <w:t xml:space="preserve">🧠 Think:</w:t>
-      </w:r>
-    </w:p>
-    <w:bookmarkEnd w:id="9"/>
-    <w:bookmarkStart w:id="10" w:name="read"/>
-    <w:p>
-      <w:pPr>
-        <w:pStyle w:val="Heading4"/>
-      </w:pPr>
-      <w:r>
-        <w:t xml:space="preserve">📖 Read:</w:t>
       </w:r>
     </w:p>
     <w:p>
@@ -74,37 +52,21 @@
         </w:numPr>
       </w:pPr>
       <w:r>
-        <w:t xml:space="preserve">“The Harms of AI”</w:t>
-      </w:r>
-    </w:p>
-    <w:bookmarkEnd w:id="10"/>
-    <w:bookmarkStart w:id="11" w:name="listen"/>
+        <w:rPr>
+          <w:i/>
+          <w:iCs/>
+        </w:rPr>
+        <w:t xml:space="preserve">What kind of world are we heading to with the advent of higher and higher level artificial intelligence systems? What role do policymakers have shaping that world, and with what policies?</w:t>
+      </w:r>
+    </w:p>
+    <w:bookmarkEnd w:id="9"/>
+    <w:bookmarkStart w:id="11" w:name="read"/>
     <w:p>
       <w:pPr>
         <w:pStyle w:val="Heading4"/>
       </w:pPr>
       <w:r>
-        <w:t xml:space="preserve">🎧 Listen:</w:t>
-      </w:r>
-    </w:p>
-    <w:bookmarkEnd w:id="11"/>
-    <w:bookmarkStart w:id="12" w:name="watch"/>
-    <w:p>
-      <w:pPr>
-        <w:pStyle w:val="Heading4"/>
-      </w:pPr>
-      <w:r>
-        <w:t xml:space="preserve">📺 Watch:</w:t>
-      </w:r>
-    </w:p>
-    <w:bookmarkEnd w:id="12"/>
-    <w:bookmarkStart w:id="15" w:name="browse"/>
-    <w:p>
-      <w:pPr>
-        <w:pStyle w:val="Heading4"/>
-      </w:pPr>
-      <w:r>
-        <w:t xml:space="preserve">🌐 Browse:</w:t>
+        <w:t xml:space="preserve">📖 Read:</w:t>
       </w:r>
     </w:p>
     <w:p>
@@ -116,9 +78,109 @@
         </w:numPr>
       </w:pPr>
       <w:r>
+        <w:t xml:space="preserve">Amodei, 2024.</w:t>
+      </w:r>
+      <w:r>
+        <w:t xml:space="preserve"> </w:t>
+      </w:r>
+      <w:r>
         <w:t xml:space="preserve">“</w:t>
       </w:r>
-      <w:hyperlink r:id="rId13">
+      <w:hyperlink r:id="rId10">
+        <w:r>
+          <w:rPr>
+            <w:rStyle w:val="Hyperlink"/>
+          </w:rPr>
+          <w:t xml:space="preserve">Machines of Loving Grace</w:t>
+        </w:r>
+      </w:hyperlink>
+      <w:r>
+        <w:t xml:space="preserve">”</w:t>
+      </w:r>
+    </w:p>
+    <w:bookmarkEnd w:id="11"/>
+    <w:bookmarkStart w:id="13" w:name="listen"/>
+    <w:p>
+      <w:pPr>
+        <w:pStyle w:val="Heading4"/>
+      </w:pPr>
+      <w:r>
+        <w:t xml:space="preserve">🎧 Listen:</w:t>
+      </w:r>
+    </w:p>
+    <w:p>
+      <w:pPr>
+        <w:pStyle w:val="Compact"/>
+        <w:numPr>
+          <w:ilvl w:val="0"/>
+          <w:numId w:val="1003"/>
+        </w:numPr>
+      </w:pPr>
+      <w:r>
+        <w:t xml:space="preserve">Jack Clark,</w:t>
+      </w:r>
+      <w:r>
+        <w:t xml:space="preserve"> </w:t>
+      </w:r>
+      <w:r>
+        <w:rPr>
+          <w:i/>
+          <w:iCs/>
+        </w:rPr>
+        <w:t xml:space="preserve">Plain English with Derek Thopmson.</w:t>
+      </w:r>
+      <w:r>
+        <w:t xml:space="preserve"> </w:t>
+      </w:r>
+      <w:r>
+        <w:t xml:space="preserve">“</w:t>
+      </w:r>
+      <w:hyperlink r:id="rId12">
+        <w:r>
+          <w:rPr>
+            <w:rStyle w:val="Hyperlink"/>
+          </w:rPr>
+          <w:t xml:space="preserve">Anthropic Thinks AI Might Destroy the Economy. It’s Building It Anyway</w:t>
+        </w:r>
+      </w:hyperlink>
+      <w:r>
+        <w:t xml:space="preserve">.”</w:t>
+      </w:r>
+    </w:p>
+    <w:bookmarkEnd w:id="13"/>
+    <w:bookmarkStart w:id="17" w:name="browse"/>
+    <w:p>
+      <w:pPr>
+        <w:pStyle w:val="Heading4"/>
+      </w:pPr>
+      <w:r>
+        <w:t xml:space="preserve">🌐 Browse:</w:t>
+      </w:r>
+    </w:p>
+    <w:p>
+      <w:pPr>
+        <w:pStyle w:val="Compact"/>
+        <w:numPr>
+          <w:ilvl w:val="0"/>
+          <w:numId w:val="1004"/>
+        </w:numPr>
+      </w:pPr>
+      <w:r>
+        <w:t xml:space="preserve">“The Harms of AI”</w:t>
+      </w:r>
+    </w:p>
+    <w:p>
+      <w:pPr>
+        <w:pStyle w:val="Compact"/>
+        <w:numPr>
+          <w:ilvl w:val="0"/>
+          <w:numId w:val="1004"/>
+        </w:numPr>
+      </w:pPr>
+      <w:r>
+        <w:t xml:space="preserve">“</w:t>
+      </w:r>
+      <w:hyperlink r:id="rId14">
         <w:r>
           <w:rPr>
             <w:rStyle w:val="Hyperlink"/>
@@ -141,7 +203,7 @@
       <w:r>
         <w:t xml:space="preserve">“</w:t>
       </w:r>
-      <w:hyperlink r:id="rId14">
+      <w:hyperlink r:id="rId15">
         <w:r>
           <w:rPr>
             <w:rStyle w:val="Hyperlink"/>
@@ -158,7 +220,7 @@
         <w:pStyle w:val="Compact"/>
         <w:numPr>
           <w:ilvl w:val="0"/>
-          <w:numId w:val="1002"/>
+          <w:numId w:val="1004"/>
         </w:numPr>
       </w:pPr>
       <w:r>
@@ -168,20 +230,28 @@
         <w:t xml:space="preserve"> </w:t>
       </w:r>
       <w:r>
-        <w:t xml:space="preserve">“Thousands of AI Authors on the Future of AI”</w:t>
+        <w:t xml:space="preserve">“</w:t>
+      </w:r>
+      <w:hyperlink r:id="rId16">
+        <w:r>
+          <w:rPr>
+            <w:rStyle w:val="Hyperlink"/>
+          </w:rPr>
+          <w:t xml:space="preserve">Thousands of AI Authors on the Future of AI</w:t>
+        </w:r>
+      </w:hyperlink>
+      <w:r>
+        <w:t xml:space="preserve">”</w:t>
       </w:r>
       <w:r>
         <w:t xml:space="preserve"> </w:t>
       </w:r>
       <w:r>
-        <w:t xml:space="preserve">Preprint.</w:t>
-      </w:r>
-      <w:r>
-        <w:t xml:space="preserve"> </w:t>
-      </w:r>
-    </w:p>
-    <w:bookmarkEnd w:id="15"/>
-    <w:bookmarkStart w:id="16" w:name="additional-resources"/>
+        <w:t xml:space="preserve">Preprint.}</w:t>
+      </w:r>
+    </w:p>
+    <w:bookmarkEnd w:id="17"/>
+    <w:bookmarkStart w:id="23" w:name="additional-resources"/>
     <w:p>
       <w:pPr>
         <w:pStyle w:val="Heading4"/>
@@ -195,11 +265,140 @@
         <w:pStyle w:val="Compact"/>
         <w:numPr>
           <w:ilvl w:val="0"/>
-          <w:numId w:val="1003"/>
+          <w:numId w:val="1005"/>
         </w:numPr>
       </w:pPr>
       <w:r>
-        <w:t xml:space="preserve">Ordinal Society</w:t>
+        <w:t xml:space="preserve">A few slightly further flung resources than usual, but ones I have found useful and interesting as I think about the future of societey and technology:</w:t>
+      </w:r>
+    </w:p>
+    <w:p>
+      <w:pPr>
+        <w:pStyle w:val="Compact"/>
+        <w:numPr>
+          <w:ilvl w:val="1"/>
+          <w:numId w:val="1006"/>
+        </w:numPr>
+      </w:pPr>
+      <w:r>
+        <w:t xml:space="preserve">Healy, 2024.</w:t>
+      </w:r>
+      <w:r>
+        <w:t xml:space="preserve"> </w:t>
+      </w:r>
+      <w:hyperlink r:id="rId18">
+        <w:r>
+          <w:rPr>
+            <w:rStyle w:val="Hyperlink"/>
+            <w:i/>
+            <w:iCs/>
+          </w:rPr>
+          <w:t xml:space="preserve">Ordinal Society</w:t>
+        </w:r>
+      </w:hyperlink>
+    </w:p>
+    <w:p>
+      <w:pPr>
+        <w:pStyle w:val="Compact"/>
+        <w:numPr>
+          <w:ilvl w:val="1"/>
+          <w:numId w:val="1006"/>
+        </w:numPr>
+      </w:pPr>
+      <w:r>
+        <w:t xml:space="preserve">Scott, 2020.</w:t>
+      </w:r>
+      <w:r>
+        <w:t xml:space="preserve"> </w:t>
+      </w:r>
+      <w:hyperlink r:id="rId19">
+        <w:r>
+          <w:rPr>
+            <w:rStyle w:val="Hyperlink"/>
+            <w:i/>
+            <w:iCs/>
+          </w:rPr>
+          <w:t xml:space="preserve">Seeing Like a State: How Certain Schemes to Improve the Human Condition Have Failed</w:t>
+        </w:r>
+      </w:hyperlink>
+    </w:p>
+    <w:p>
+      <w:pPr>
+        <w:pStyle w:val="Compact"/>
+        <w:numPr>
+          <w:ilvl w:val="1"/>
+          <w:numId w:val="1006"/>
+        </w:numPr>
+      </w:pPr>
+      <w:r>
+        <w:t xml:space="preserve">Fukuyama, 1992.</w:t>
+      </w:r>
+      <w:r>
+        <w:t xml:space="preserve"> </w:t>
+      </w:r>
+      <w:hyperlink r:id="rId20">
+        <w:r>
+          <w:rPr>
+            <w:rStyle w:val="Hyperlink"/>
+            <w:i/>
+            <w:iCs/>
+          </w:rPr>
+          <w:t xml:space="preserve">The End of History and the Last Man</w:t>
+        </w:r>
+      </w:hyperlink>
+    </w:p>
+    <w:p>
+      <w:pPr>
+        <w:pStyle w:val="Compact"/>
+        <w:numPr>
+          <w:ilvl w:val="1"/>
+          <w:numId w:val="1006"/>
+        </w:numPr>
+      </w:pPr>
+      <w:r>
+        <w:t xml:space="preserve">Christian, 2019.</w:t>
+      </w:r>
+      <w:r>
+        <w:t xml:space="preserve"> </w:t>
+      </w:r>
+      <w:hyperlink r:id="rId21">
+        <w:r>
+          <w:rPr>
+            <w:rStyle w:val="Hyperlink"/>
+            <w:i/>
+            <w:iCs/>
+          </w:rPr>
+          <w:t xml:space="preserve">Origin Story: A Big History of Everything</w:t>
+        </w:r>
+      </w:hyperlink>
+      <w:r>
+        <w:t xml:space="preserve"> </w:t>
+      </w:r>
+      <w:r>
+        <w:t xml:space="preserve">and</w:t>
+      </w:r>
+      <w:r>
+        <w:t xml:space="preserve"> </w:t>
+      </w:r>
+      <w:hyperlink r:id="rId22">
+        <w:r>
+          <w:rPr>
+            <w:rStyle w:val="Hyperlink"/>
+            <w:i/>
+            <w:iCs/>
+          </w:rPr>
+          <w:t xml:space="preserve">Maps of Time: An Introduction to Big History</w:t>
+        </w:r>
+      </w:hyperlink>
+    </w:p>
+    <w:bookmarkEnd w:id="23"/>
+    <w:bookmarkStart w:id="27" w:name="submit"/>
+    <w:p>
+      <w:pPr>
+        <w:pStyle w:val="Heading4"/>
+      </w:pPr>
+      <w:r>
+        <w:t xml:space="preserve">📝 Submit:</w:t>
       </w:r>
     </w:p>
     <w:p>
@@ -207,29 +406,7 @@
         <w:pStyle w:val="Compact"/>
         <w:numPr>
           <w:ilvl w:val="0"/>
-          <w:numId w:val="1003"/>
-        </w:numPr>
-      </w:pPr>
-      <w:r>
-        <w:t xml:space="preserve">End of History</w:t>
-      </w:r>
-    </w:p>
-    <w:bookmarkEnd w:id="16"/>
-    <w:bookmarkStart w:id="20" w:name="submit"/>
-    <w:p>
-      <w:pPr>
-        <w:pStyle w:val="Heading4"/>
-      </w:pPr>
-      <w:r>
-        <w:t xml:space="preserve">📝 Submit:</w:t>
-      </w:r>
-    </w:p>
-    <w:p>
-      <w:pPr>
-        <w:pStyle w:val="Compact"/>
-        <w:numPr>
-          <w:ilvl w:val="0"/>
-          <w:numId w:val="1004"/>
+          <w:numId w:val="1007"/>
         </w:numPr>
       </w:pPr>
       <w:r>
@@ -277,18 +454,18 @@
                 <wp:inline>
                   <wp:extent cx="152400" cy="152400"/>
                   <wp:effectExtent b="0" l="0" r="0" t="0"/>
-                  <wp:docPr descr="" title="" id="18" name="Picture"/>
+                  <wp:docPr descr="" title="" id="25" name="Picture"/>
                   <a:graphic>
                     <a:graphicData uri="http://schemas.openxmlformats.org/drawingml/2006/picture">
                       <pic:pic>
                         <pic:nvPicPr>
-                          <pic:cNvPr descr="/opt/quarto/share/formats/docx/tip.png" id="19" name="Picture"/>
+                          <pic:cNvPr descr="/opt/quarto/share/formats/docx/tip.png" id="26" name="Picture"/>
                           <pic:cNvPicPr>
                             <a:picLocks noChangeArrowheads="1" noChangeAspect="1"/>
                           </pic:cNvPicPr>
                         </pic:nvPicPr>
                         <pic:blipFill>
-                          <a:blip r:embed="rId17"/>
+                          <a:blip r:embed="rId24"/>
                           <a:stretch>
                             <a:fillRect/>
                           </a:stretch>
@@ -342,7 +519,7 @@
               <w:pStyle w:val="Compact"/>
               <w:numPr>
                 <w:ilvl w:val="0"/>
-                <w:numId w:val="1005"/>
+                <w:numId w:val="1008"/>
               </w:numPr>
             </w:pPr>
             <w:r>
@@ -378,7 +555,7 @@
               <w:pStyle w:val="Compact"/>
               <w:numPr>
                 <w:ilvl w:val="0"/>
-                <w:numId w:val="1005"/>
+                <w:numId w:val="1008"/>
               </w:numPr>
             </w:pPr>
             <w:r>
@@ -396,7 +573,7 @@
               <w:pStyle w:val="Compact"/>
               <w:numPr>
                 <w:ilvl w:val="0"/>
-                <w:numId w:val="1005"/>
+                <w:numId w:val="1008"/>
               </w:numPr>
             </w:pPr>
             <w:r>
@@ -413,7 +590,7 @@
         </w:tc>
       </w:tr>
     </w:tbl>
-    <w:bookmarkEnd w:id="20"/>
+    <w:bookmarkEnd w:id="27"/>
     <w:sectPr>
       <w:footnotePr>
         <w:numRestart w:val="eachSect"/>
@@ -643,6 +820,15 @@
     <w:abstractNumId w:val="991"/>
   </w:num>
   <w:num w:numId="1005">
+    <w:abstractNumId w:val="991"/>
+  </w:num>
+  <w:num w:numId="1006">
+    <w:abstractNumId w:val="991"/>
+  </w:num>
+  <w:num w:numId="1007">
+    <w:abstractNumId w:val="991"/>
+  </w:num>
+  <w:num w:numId="1008">
     <w:abstractNumId w:val="991"/>
   </w:num>
 </w:numbering>

--- a/content/w121.docx
+++ b/content/w121.docx
@@ -148,7 +148,7 @@
       </w:r>
     </w:p>
     <w:bookmarkEnd w:id="13"/>
-    <w:bookmarkStart w:id="17" w:name="browse"/>
+    <w:bookmarkStart w:id="18" w:name="browse"/>
     <w:p>
       <w:pPr>
         <w:pStyle w:val="Heading4"/>
@@ -166,7 +166,34 @@
         </w:numPr>
       </w:pPr>
       <w:r>
-        <w:t xml:space="preserve">“The Harms of AI”</w:t>
+        <w:t xml:space="preserve">Acemoglu, 2024.</w:t>
+      </w:r>
+      <w:r>
+        <w:t xml:space="preserve"> </w:t>
+      </w:r>
+      <w:r>
+        <w:t xml:space="preserve">“</w:t>
+      </w:r>
+      <w:hyperlink r:id="rId14">
+        <w:r>
+          <w:rPr>
+            <w:rStyle w:val="Hyperlink"/>
+          </w:rPr>
+          <w:t xml:space="preserve">The Harms of AI</w:t>
+        </w:r>
+      </w:hyperlink>
+      <w:r>
+        <w:t xml:space="preserve">”</w:t>
+      </w:r>
+      <w:r>
+        <w:t xml:space="preserve"> </w:t>
+      </w:r>
+      <w:r>
+        <w:rPr>
+          <w:i/>
+          <w:iCs/>
+        </w:rPr>
+        <w:t xml:space="preserve">Oxford Handbook of AI Governance.</w:t>
       </w:r>
     </w:p>
     <w:p>
@@ -180,7 +207,7 @@
       <w:r>
         <w:t xml:space="preserve">“</w:t>
       </w:r>
-      <w:hyperlink r:id="rId14">
+      <w:hyperlink r:id="rId15">
         <w:r>
           <w:rPr>
             <w:rStyle w:val="Hyperlink"/>
@@ -203,7 +230,7 @@
       <w:r>
         <w:t xml:space="preserve">“</w:t>
       </w:r>
-      <w:hyperlink r:id="rId15">
+      <w:hyperlink r:id="rId16">
         <w:r>
           <w:rPr>
             <w:rStyle w:val="Hyperlink"/>
@@ -232,7 +259,7 @@
       <w:r>
         <w:t xml:space="preserve">“</w:t>
       </w:r>
-      <w:hyperlink r:id="rId16">
+      <w:hyperlink r:id="rId17">
         <w:r>
           <w:rPr>
             <w:rStyle w:val="Hyperlink"/>
@@ -250,8 +277,8 @@
         <w:t xml:space="preserve">Preprint.}</w:t>
       </w:r>
     </w:p>
-    <w:bookmarkEnd w:id="17"/>
-    <w:bookmarkStart w:id="23" w:name="additional-resources"/>
+    <w:bookmarkEnd w:id="18"/>
+    <w:bookmarkStart w:id="24" w:name="additional-resources"/>
     <w:p>
       <w:pPr>
         <w:pStyle w:val="Heading4"/>
@@ -269,7 +296,7 @@
         </w:numPr>
       </w:pPr>
       <w:r>
-        <w:t xml:space="preserve">A few slightly further flung resources than usual, but ones I have found useful and interesting as I think about the future of societey and technology:</w:t>
+        <w:t xml:space="preserve">A few slightly further flung resources than usual, but ones I have found useful and interesting as I think about the future of society and technology:</w:t>
       </w:r>
     </w:p>
     <w:p>
@@ -286,7 +313,7 @@
       <w:r>
         <w:t xml:space="preserve"> </w:t>
       </w:r>
-      <w:hyperlink r:id="rId18">
+      <w:hyperlink r:id="rId19">
         <w:r>
           <w:rPr>
             <w:rStyle w:val="Hyperlink"/>
@@ -311,7 +338,7 @@
       <w:r>
         <w:t xml:space="preserve"> </w:t>
       </w:r>
-      <w:hyperlink r:id="rId19">
+      <w:hyperlink r:id="rId20">
         <w:r>
           <w:rPr>
             <w:rStyle w:val="Hyperlink"/>
@@ -336,7 +363,7 @@
       <w:r>
         <w:t xml:space="preserve"> </w:t>
       </w:r>
-      <w:hyperlink r:id="rId20">
+      <w:hyperlink r:id="rId21">
         <w:r>
           <w:rPr>
             <w:rStyle w:val="Hyperlink"/>
@@ -361,7 +388,7 @@
       <w:r>
         <w:t xml:space="preserve"> </w:t>
       </w:r>
-      <w:hyperlink r:id="rId21">
+      <w:hyperlink r:id="rId22">
         <w:r>
           <w:rPr>
             <w:rStyle w:val="Hyperlink"/>
@@ -380,7 +407,7 @@
       <w:r>
         <w:t xml:space="preserve"> </w:t>
       </w:r>
-      <w:hyperlink r:id="rId22">
+      <w:hyperlink r:id="rId23">
         <w:r>
           <w:rPr>
             <w:rStyle w:val="Hyperlink"/>
@@ -391,8 +418,8 @@
         </w:r>
       </w:hyperlink>
     </w:p>
-    <w:bookmarkEnd w:id="23"/>
-    <w:bookmarkStart w:id="27" w:name="submit"/>
+    <w:bookmarkEnd w:id="24"/>
+    <w:bookmarkStart w:id="28" w:name="submit"/>
     <w:p>
       <w:pPr>
         <w:pStyle w:val="Heading4"/>
@@ -454,18 +481,18 @@
                 <wp:inline>
                   <wp:extent cx="152400" cy="152400"/>
                   <wp:effectExtent b="0" l="0" r="0" t="0"/>
-                  <wp:docPr descr="" title="" id="25" name="Picture"/>
+                  <wp:docPr descr="" title="" id="26" name="Picture"/>
                   <a:graphic>
                     <a:graphicData uri="http://schemas.openxmlformats.org/drawingml/2006/picture">
                       <pic:pic>
                         <pic:nvPicPr>
-                          <pic:cNvPr descr="/opt/quarto/share/formats/docx/tip.png" id="26" name="Picture"/>
+                          <pic:cNvPr descr="/opt/quarto/share/formats/docx/tip.png" id="27" name="Picture"/>
                           <pic:cNvPicPr>
                             <a:picLocks noChangeArrowheads="1" noChangeAspect="1"/>
                           </pic:cNvPicPr>
                         </pic:nvPicPr>
                         <pic:blipFill>
-                          <a:blip r:embed="rId24"/>
+                          <a:blip r:embed="rId25"/>
                           <a:stretch>
                             <a:fillRect/>
                           </a:stretch>
@@ -590,7 +617,7 @@
         </w:tc>
       </w:tr>
     </w:tbl>
-    <w:bookmarkEnd w:id="27"/>
+    <w:bookmarkEnd w:id="28"/>
     <w:sectPr>
       <w:footnotePr>
         <w:numRestart w:val="eachSect"/>
